--- a/lessions/0001_4.docx
+++ b/lessions/0001_4.docx
@@ -222,6 +222,12 @@
         </w:rPr>
         <w:t>Rabbit (con thỏ</w:t>
       </w:r>
+      <w:r>
+        <w:rPr>
+          <w:rFonts w:ascii="Times New Roman" w:hAnsi="Times New Roman" w:cs="Times New Roman"/>
+        </w:rPr>
+        <w:t>)</w:t>
+      </w:r>
     </w:p>
     <w:p>
       <w:pPr>
@@ -355,7 +361,19 @@
         <w:rPr>
           <w:rFonts w:ascii="Times New Roman" w:hAnsi="Times New Roman" w:cs="Times New Roman"/>
         </w:rPr>
-        <w:t>Cấu trúc: Chủ ngữ +  Động từ chính (thêm “s” hoặc “es” chủ ngữ là ngôi thứ ba số ít)</w:t>
+        <w:t>Cấu trúc: Chủ ngữ +  Động từ chính (thêm “s” hoặc “es”</w:t>
+      </w:r>
+      <w:r>
+        <w:rPr>
+          <w:rFonts w:ascii="Times New Roman" w:hAnsi="Times New Roman" w:cs="Times New Roman"/>
+        </w:rPr>
+        <w:t xml:space="preserve"> nếu</w:t>
+      </w:r>
+      <w:r>
+        <w:rPr>
+          <w:rFonts w:ascii="Times New Roman" w:hAnsi="Times New Roman" w:cs="Times New Roman"/>
+        </w:rPr>
+        <w:t xml:space="preserve"> chủ ngữ là ngôi thứ ba số ít)</w:t>
       </w:r>
     </w:p>
     <w:p>
@@ -421,13 +439,49 @@
         <w:rPr>
           <w:rFonts w:ascii="Times New Roman" w:hAnsi="Times New Roman" w:cs="Times New Roman"/>
         </w:rPr>
-        <w:t xml:space="preserve">Cấu trúc: Chủ </w:t>
-      </w:r>
-      <w:r>
-        <w:rPr>
-          <w:rFonts w:ascii="Times New Roman" w:hAnsi="Times New Roman" w:cs="Times New Roman"/>
-        </w:rPr>
-        <w:t>trúc: Do/Does + Chủ ngữ + Động từ chính?</w:t>
+        <w:t>Cấu trúc: C</w:t>
+      </w:r>
+      <w:r>
+        <w:rPr>
+          <w:rFonts w:ascii="Times New Roman" w:hAnsi="Times New Roman" w:cs="Times New Roman"/>
+        </w:rPr>
+        <w:t>hủ ngữ</w:t>
+      </w:r>
+      <w:r>
+        <w:rPr>
+          <w:rFonts w:ascii="Times New Roman" w:hAnsi="Times New Roman" w:cs="Times New Roman"/>
+        </w:rPr>
+        <w:t xml:space="preserve"> + d</w:t>
+      </w:r>
+      <w:r>
+        <w:rPr>
+          <w:rFonts w:ascii="Times New Roman" w:hAnsi="Times New Roman" w:cs="Times New Roman"/>
+        </w:rPr>
+        <w:t>o/</w:t>
+      </w:r>
+      <w:r>
+        <w:rPr>
+          <w:rFonts w:ascii="Times New Roman" w:hAnsi="Times New Roman" w:cs="Times New Roman"/>
+        </w:rPr>
+        <w:t>d</w:t>
+      </w:r>
+      <w:r>
+        <w:rPr>
+          <w:rFonts w:ascii="Times New Roman" w:hAnsi="Times New Roman" w:cs="Times New Roman"/>
+        </w:rPr>
+        <w:t>oes +</w:t>
+      </w:r>
+      <w:r>
+        <w:rPr>
+          <w:rFonts w:ascii="Times New Roman" w:hAnsi="Times New Roman" w:cs="Times New Roman"/>
+        </w:rPr>
+        <w:t xml:space="preserve"> not + </w:t>
+      </w:r>
+      <w:r>
+        <w:rPr>
+          <w:rFonts w:ascii="Times New Roman" w:hAnsi="Times New Roman" w:cs="Times New Roman"/>
+        </w:rPr>
+        <w:t>Động từ chính?</w:t>
       </w:r>
     </w:p>
     <w:p>
@@ -549,7 +603,31 @@
         <w:rPr>
           <w:rFonts w:ascii="Times New Roman" w:hAnsi="Times New Roman" w:cs="Times New Roman"/>
         </w:rPr>
-        <w:t>Dóe she play soccer? (Cô ấy chơi bóng đá không?)</w:t>
+        <w:t>D</w:t>
+      </w:r>
+      <w:r>
+        <w:rPr>
+          <w:rFonts w:ascii="Times New Roman" w:hAnsi="Times New Roman" w:cs="Times New Roman"/>
+        </w:rPr>
+        <w:t>oes</w:t>
+      </w:r>
+      <w:r>
+        <w:rPr>
+          <w:rFonts w:ascii="Times New Roman" w:hAnsi="Times New Roman" w:cs="Times New Roman"/>
+        </w:rPr>
+        <w:t xml:space="preserve"> she play soccer? (Cô ấy</w:t>
+      </w:r>
+      <w:r>
+        <w:rPr>
+          <w:rFonts w:ascii="Times New Roman" w:hAnsi="Times New Roman" w:cs="Times New Roman"/>
+        </w:rPr>
+        <w:t xml:space="preserve"> có</w:t>
+      </w:r>
+      <w:r>
+        <w:rPr>
+          <w:rFonts w:ascii="Times New Roman" w:hAnsi="Times New Roman" w:cs="Times New Roman"/>
+        </w:rPr>
+        <w:t xml:space="preserve"> chơi bóng đá không?)</w:t>
       </w:r>
     </w:p>
     <w:p>
